--- a/MACRO/RESOURCES/MODELOS_CARTA/Donaciones.docx
+++ b/MACRO/RESOURCES/MODELOS_CARTA/Donaciones.docx
@@ -1,6 +1,6 @@
 
 <file path=word/document.xml><?xml version="1.0" encoding="utf-8"?>
-<w:document xmlns:wpc="http://schemas.microsoft.com/office/word/2010/wordprocessingCanvas" xmlns:cx="http://schemas.microsoft.com/office/drawing/2014/chartex" xmlns:cx1="http://schemas.microsoft.com/office/drawing/2015/9/8/chartex" xmlns:cx2="http://schemas.microsoft.com/office/drawing/2015/10/21/chartex" xmlns:cx3="http://schemas.microsoft.com/office/drawing/2016/5/9/chartex" xmlns:cx4="http://schemas.microsoft.com/office/drawing/2016/5/10/chartex" xmlns:cx5="http://schemas.microsoft.com/office/drawing/2016/5/11/chartex" xmlns:cx6="http://schemas.microsoft.com/office/drawing/2016/5/12/chartex" xmlns:cx7="http://schemas.microsoft.com/office/drawing/2016/5/13/chartex" xmlns:cx8="http://schemas.microsoft.com/office/drawing/2016/5/14/chartex" xmlns:mc="http://schemas.openxmlformats.org/markup-compatibility/2006" xmlns:aink="http://schemas.microsoft.com/office/drawing/2016/ink" xmlns:am3d="http://schemas.microsoft.com/office/drawing/2017/model3d" xmlns:o="urn:schemas-microsoft-com:office:office" xmlns:oel="http://schemas.microsoft.com/office/2019/extlst" xmlns:r="http://schemas.openxmlformats.org/officeDocument/2006/relationships" xmlns:m="http://schemas.openxmlformats.org/officeDocument/2006/math" xmlns:v="urn:schemas-microsoft-com:vml" xmlns:wp14="http://schemas.microsoft.com/office/word/2010/wordprocessingDrawing" xmlns:wp="http://schemas.openxmlformats.org/drawingml/2006/wordprocessingDrawing" xmlns:w10="urn:schemas-microsoft-com:office:word" xmlns:w="http://schemas.openxmlformats.org/wordprocessingml/2006/main" xmlns:w14="http://schemas.microsoft.com/office/word/2010/wordml" xmlns:w15="http://schemas.microsoft.com/office/word/2012/wordml" xmlns:w16cex="http://schemas.microsoft.com/office/word/2018/wordml/cex" xmlns:w16cid="http://schemas.microsoft.com/office/word/2016/wordml/cid" xmlns:w16="http://schemas.microsoft.com/office/word/2018/wordml" xmlns:w16du="http://schemas.microsoft.com/office/word/2023/wordml/word16du" xmlns:w16sdtdh="http://schemas.microsoft.com/office/word/2020/wordml/sdtdatahash" xmlns:w16sdtfl="http://schemas.microsoft.com/office/word/2024/wordml/sdtformatlock" xmlns:w16se="http://schemas.microsoft.com/office/word/2015/wordml/symex" xmlns:wpg="http://schemas.microsoft.com/office/word/2010/wordprocessingGroup" xmlns:wpi="http://schemas.microsoft.com/office/word/2010/wordprocessingInk" xmlns:wne="http://schemas.microsoft.com/office/word/2006/wordml" xmlns:wps="http://schemas.microsoft.com/office/word/2010/wordprocessingShape" mc:Ignorable="w14 w15 w16se w16cid w16 w16cex w16sdtdh w16sdtfl w16du wp14">
+<w:document xmlns:wpc="http://schemas.microsoft.com/office/word/2010/wordprocessingCanvas" xmlns:cx="http://schemas.microsoft.com/office/drawing/2014/chartex" xmlns:cx1="http://schemas.microsoft.com/office/drawing/2015/9/8/chartex" xmlns:cx2="http://schemas.microsoft.com/office/drawing/2015/10/21/chartex" xmlns:cx3="http://schemas.microsoft.com/office/drawing/2016/5/9/chartex" xmlns:cx4="http://schemas.microsoft.com/office/drawing/2016/5/10/chartex" xmlns:cx5="http://schemas.microsoft.com/office/drawing/2016/5/11/chartex" xmlns:cx6="http://schemas.microsoft.com/office/drawing/2016/5/12/chartex" xmlns:cx7="http://schemas.microsoft.com/office/drawing/2016/5/13/chartex" xmlns:cx8="http://schemas.microsoft.com/office/drawing/2016/5/14/chartex" xmlns:mc="http://schemas.openxmlformats.org/markup-compatibility/2006" xmlns:aink="http://schemas.microsoft.com/office/drawing/2016/ink" xmlns:am3d="http://schemas.microsoft.com/office/drawing/2017/model3d" xmlns:o="urn:schemas-microsoft-com:office:office" xmlns:r="http://schemas.openxmlformats.org/officeDocument/2006/relationships" xmlns:m="http://schemas.openxmlformats.org/officeDocument/2006/math" xmlns:v="urn:schemas-microsoft-com:vml" xmlns:wp14="http://schemas.microsoft.com/office/word/2010/wordprocessingDrawing" xmlns:wp="http://schemas.openxmlformats.org/drawingml/2006/wordprocessingDrawing" xmlns:w10="urn:schemas-microsoft-com:office:word" xmlns:w="http://schemas.openxmlformats.org/wordprocessingml/2006/main" xmlns:w14="http://schemas.microsoft.com/office/word/2010/wordml" xmlns:w15="http://schemas.microsoft.com/office/word/2012/wordml" xmlns:w16cex="http://schemas.microsoft.com/office/word/2018/wordml/cex" xmlns:w16cid="http://schemas.microsoft.com/office/word/2016/wordml/cid" xmlns:w16="http://schemas.microsoft.com/office/word/2018/wordml" xmlns:w16sdtdh="http://schemas.microsoft.com/office/word/2020/wordml/sdtdatahash" xmlns:w16se="http://schemas.microsoft.com/office/word/2015/wordml/symex" xmlns:wpg="http://schemas.microsoft.com/office/word/2010/wordprocessingGroup" xmlns:wpi="http://schemas.microsoft.com/office/word/2010/wordprocessingInk" xmlns:wne="http://schemas.microsoft.com/office/word/2006/wordml" xmlns:wps="http://schemas.microsoft.com/office/word/2010/wordprocessingShape" mc:Ignorable="w14 w15 w16se w16cid w16 w16cex w16sdtdh wp14">
   <w:body>
     <w:p>
       <w:pPr>
@@ -61,9 +61,65 @@
           <w:szCs w:val="20"/>
           <w:lang w:val="es-ES_tradnl"/>
         </w:rPr>
-        <w:t xml:space="preserve">Presentar documentación que permita acreditar las donaciones efectuadas por el monto de S/{VAL_DON} según ha consignado en la Casilla 519 de su Declaración Jurada Anual PDT 709 </w:t>
-      </w:r>
-      <w:proofErr w:type="spellStart"/>
+        <w:t>Presentar documentación que permita acreditar las donaciones efectuadas por el monto de S/</w:t>
+      </w:r>
+      <w:r>
+        <w:rPr>
+          <w:rFonts w:ascii="Arial" w:hAnsi="Arial" w:cs="Arial"/>
+          <w:sz w:val="20"/>
+          <w:szCs w:val="20"/>
+        </w:rPr>
+        <w:fldChar w:fldCharType="begin"/>
+      </w:r>
+      <w:r>
+        <w:rPr>
+          <w:rFonts w:ascii="Arial" w:hAnsi="Arial" w:cs="Arial"/>
+          <w:sz w:val="20"/>
+          <w:szCs w:val="20"/>
+        </w:rPr>
+        <w:instrText xml:space="preserve"> MERGEFIELD </w:instrText>
+      </w:r>
+      <w:r>
+        <w:rPr>
+          <w:rFonts w:ascii="Arial" w:hAnsi="Arial" w:cs="Arial"/>
+          <w:sz w:val="20"/>
+          <w:szCs w:val="20"/>
+        </w:rPr>
+        <w:instrText>cas_519</w:instrText>
+      </w:r>
+      <w:r>
+        <w:rPr>
+          <w:rFonts w:ascii="Arial" w:hAnsi="Arial" w:cs="Arial"/>
+          <w:sz w:val="20"/>
+          <w:szCs w:val="20"/>
+        </w:rPr>
+        <w:instrText xml:space="preserve"> </w:instrText>
+      </w:r>
+      <w:r>
+        <w:rPr>
+          <w:rFonts w:ascii="Arial" w:hAnsi="Arial" w:cs="Arial"/>
+          <w:sz w:val="20"/>
+          <w:szCs w:val="20"/>
+        </w:rPr>
+        <w:fldChar w:fldCharType="separate"/>
+      </w:r>
+      <w:r>
+        <w:rPr>
+          <w:rFonts w:ascii="Arial" w:hAnsi="Arial" w:cs="Arial"/>
+          <w:noProof/>
+          <w:sz w:val="20"/>
+          <w:szCs w:val="20"/>
+        </w:rPr>
+        <w:t>«cas_519»</w:t>
+      </w:r>
+      <w:r>
+        <w:rPr>
+          <w:rFonts w:ascii="Arial" w:hAnsi="Arial" w:cs="Arial"/>
+          <w:sz w:val="20"/>
+          <w:szCs w:val="20"/>
+        </w:rPr>
+        <w:fldChar w:fldCharType="end"/>
+      </w:r>
       <w:r>
         <w:rPr>
           <w:rFonts w:ascii="Arial" w:hAnsi="Arial" w:cs="Arial"/>
@@ -72,18 +128,7 @@
           <w:szCs w:val="20"/>
           <w:lang w:val="es-ES_tradnl"/>
         </w:rPr>
-        <w:t>N°</w:t>
-      </w:r>
-      <w:proofErr w:type="spellEnd"/>
-      <w:r>
-        <w:rPr>
-          <w:rFonts w:ascii="Arial" w:hAnsi="Arial" w:cs="Arial"/>
-          <w:color w:val="000000"/>
-          <w:sz w:val="20"/>
-          <w:szCs w:val="20"/>
-          <w:lang w:val="es-ES_tradnl"/>
-        </w:rPr>
-        <w:t xml:space="preserve"> </w:t>
+        <w:t xml:space="preserve"> según ha consignado en la Casilla 519 de su Declaración Jurada Anual PDT 709 N° </w:t>
       </w:r>
       <w:r>
         <w:rPr>
@@ -276,9 +321,65 @@
           <w:szCs w:val="20"/>
           <w:lang w:val="es-ES_tradnl"/>
         </w:rPr>
-        <w:t xml:space="preserve">Indicar y presentar los medios de pago (transferencia, depósito en cuenta, cheque con la cláusula no negociable, entre otros) a través de los cuales se efectuaron las donaciones, de conformidad con lo establecido en la Ley </w:t>
-      </w:r>
-      <w:proofErr w:type="spellStart"/>
+        <w:t xml:space="preserve">Indicar y presentar los medios de pago (transferencia, depósito en cuenta, cheque con la cláusula no negociable, entre otros) a través de los cuales se efectuaron las donaciones, de conformidad con lo establecido en la Ley N° 28194 - Ley para la Lucha contra la Evasión y para la Formalización de la Economía y normas modificatorias, de corresponder. Si las aportaciones no requieren bancarización, adjuntar el estado de cuenta individual otorgado por la entidad receptora de donaciones donde se pueda visualizar el detalle de cada donación efectuada en el año </w:t>
+      </w:r>
+      <w:r>
+        <w:rPr>
+          <w:rFonts w:ascii="Arial" w:hAnsi="Arial" w:cs="Arial"/>
+          <w:sz w:val="20"/>
+          <w:szCs w:val="20"/>
+        </w:rPr>
+        <w:fldChar w:fldCharType="begin"/>
+      </w:r>
+      <w:r>
+        <w:rPr>
+          <w:rFonts w:ascii="Arial" w:hAnsi="Arial" w:cs="Arial"/>
+          <w:sz w:val="20"/>
+          <w:szCs w:val="20"/>
+        </w:rPr>
+        <w:instrText xml:space="preserve"> MERGEFIELD </w:instrText>
+      </w:r>
+      <w:r>
+        <w:rPr>
+          <w:rFonts w:ascii="Arial" w:hAnsi="Arial" w:cs="Arial"/>
+          <w:sz w:val="20"/>
+          <w:szCs w:val="20"/>
+        </w:rPr>
+        <w:instrText>anio</w:instrText>
+      </w:r>
+      <w:r>
+        <w:rPr>
+          <w:rFonts w:ascii="Arial" w:hAnsi="Arial" w:cs="Arial"/>
+          <w:sz w:val="20"/>
+          <w:szCs w:val="20"/>
+        </w:rPr>
+        <w:instrText xml:space="preserve"> </w:instrText>
+      </w:r>
+      <w:r>
+        <w:rPr>
+          <w:rFonts w:ascii="Arial" w:hAnsi="Arial" w:cs="Arial"/>
+          <w:sz w:val="20"/>
+          <w:szCs w:val="20"/>
+        </w:rPr>
+        <w:fldChar w:fldCharType="separate"/>
+      </w:r>
+      <w:r>
+        <w:rPr>
+          <w:rFonts w:ascii="Arial" w:hAnsi="Arial" w:cs="Arial"/>
+          <w:noProof/>
+          <w:sz w:val="20"/>
+          <w:szCs w:val="20"/>
+        </w:rPr>
+        <w:t>«anio»</w:t>
+      </w:r>
+      <w:r>
+        <w:rPr>
+          <w:rFonts w:ascii="Arial" w:hAnsi="Arial" w:cs="Arial"/>
+          <w:sz w:val="20"/>
+          <w:szCs w:val="20"/>
+        </w:rPr>
+        <w:fldChar w:fldCharType="end"/>
+      </w:r>
       <w:r>
         <w:rPr>
           <w:rFonts w:ascii="Arial" w:hAnsi="Arial" w:cs="Arial"/>
@@ -287,10 +388,14 @@
           <w:szCs w:val="20"/>
           <w:lang w:val="es-ES_tradnl"/>
         </w:rPr>
-        <w:t>N°</w:t>
-      </w:r>
-      <w:proofErr w:type="spellEnd"/>
-      <w:r>
+        <w:t>.</w:t>
+      </w:r>
+    </w:p>
+    <w:p>
+      <w:pPr>
+        <w:pStyle w:val="Prrafodelista"/>
+        <w:ind w:left="567"/>
+        <w:jc w:val="both"/>
         <w:rPr>
           <w:rFonts w:ascii="Arial" w:hAnsi="Arial" w:cs="Arial"/>
           <w:color w:val="000000"/>
@@ -298,75 +403,7 @@
           <w:szCs w:val="20"/>
           <w:lang w:val="es-ES_tradnl"/>
         </w:rPr>
-        <w:t xml:space="preserve"> 28194 - Ley para la Lucha contra la Evasión y para la Formalización de la Economía y normas modificatorias, de corresponder. Si las aportaciones no requieren bancarización, adjuntar el estado de cuenta individual otorgado por la entidad receptora de donaciones donde se pueda visualizar el detalle de cada donación efectuada en el año </w:t>
-      </w:r>
-      <w:r>
-        <w:rPr>
-          <w:rFonts w:ascii="Arial" w:hAnsi="Arial" w:cs="Arial"/>
-          <w:sz w:val="20"/>
-          <w:szCs w:val="20"/>
-        </w:rPr>
-        <w:fldChar w:fldCharType="begin"/>
-      </w:r>
-      <w:r>
-        <w:rPr>
-          <w:rFonts w:ascii="Arial" w:hAnsi="Arial" w:cs="Arial"/>
-          <w:sz w:val="20"/>
-          <w:szCs w:val="20"/>
-        </w:rPr>
-        <w:instrText xml:space="preserve"> MERGEFIELD </w:instrText>
-      </w:r>
-      <w:r>
-        <w:rPr>
-          <w:rFonts w:ascii="Arial" w:hAnsi="Arial" w:cs="Arial"/>
-          <w:sz w:val="20"/>
-          <w:szCs w:val="20"/>
-        </w:rPr>
-        <w:instrText>anio</w:instrText>
-      </w:r>
-      <w:r>
-        <w:rPr>
-          <w:rFonts w:ascii="Arial" w:hAnsi="Arial" w:cs="Arial"/>
-          <w:sz w:val="20"/>
-          <w:szCs w:val="20"/>
-        </w:rPr>
-        <w:instrText xml:space="preserve"> </w:instrText>
-      </w:r>
-      <w:r>
-        <w:rPr>
-          <w:rFonts w:ascii="Arial" w:hAnsi="Arial" w:cs="Arial"/>
-          <w:sz w:val="20"/>
-          <w:szCs w:val="20"/>
-        </w:rPr>
-        <w:fldChar w:fldCharType="separate"/>
-      </w:r>
-      <w:r>
-        <w:rPr>
-          <w:rFonts w:ascii="Arial" w:hAnsi="Arial" w:cs="Arial"/>
-          <w:noProof/>
-          <w:sz w:val="20"/>
-          <w:szCs w:val="20"/>
-        </w:rPr>
-        <w:t>«anio»</w:t>
-      </w:r>
-      <w:r>
-        <w:rPr>
-          <w:rFonts w:ascii="Arial" w:hAnsi="Arial" w:cs="Arial"/>
-          <w:sz w:val="20"/>
-          <w:szCs w:val="20"/>
-        </w:rPr>
-        <w:fldChar w:fldCharType="end"/>
-      </w:r>
-      <w:r>
-        <w:rPr>
-          <w:rFonts w:ascii="Arial" w:hAnsi="Arial" w:cs="Arial"/>
-          <w:color w:val="000000"/>
-          <w:sz w:val="20"/>
-          <w:szCs w:val="20"/>
-          <w:lang w:val="es-ES_tradnl"/>
-        </w:rPr>
-        <w:t>.</w:t>
-      </w:r>
+      </w:pPr>
     </w:p>
     <w:sectPr>
       <w:pgSz w:w="11906" w:h="16838"/>
@@ -379,7 +416,7 @@
 </file>
 
 <file path=word/numbering.xml><?xml version="1.0" encoding="utf-8"?>
-<w:numbering xmlns:wpc="http://schemas.microsoft.com/office/word/2010/wordprocessingCanvas" xmlns:cx="http://schemas.microsoft.com/office/drawing/2014/chartex" xmlns:cx1="http://schemas.microsoft.com/office/drawing/2015/9/8/chartex" xmlns:cx2="http://schemas.microsoft.com/office/drawing/2015/10/21/chartex" xmlns:cx3="http://schemas.microsoft.com/office/drawing/2016/5/9/chartex" xmlns:cx4="http://schemas.microsoft.com/office/drawing/2016/5/10/chartex" xmlns:cx5="http://schemas.microsoft.com/office/drawing/2016/5/11/chartex" xmlns:cx6="http://schemas.microsoft.com/office/drawing/2016/5/12/chartex" xmlns:cx7="http://schemas.microsoft.com/office/drawing/2016/5/13/chartex" xmlns:cx8="http://schemas.microsoft.com/office/drawing/2016/5/14/chartex" xmlns:mc="http://schemas.openxmlformats.org/markup-compatibility/2006" xmlns:aink="http://schemas.microsoft.com/office/drawing/2016/ink" xmlns:am3d="http://schemas.microsoft.com/office/drawing/2017/model3d" xmlns:o="urn:schemas-microsoft-com:office:office" xmlns:oel="http://schemas.microsoft.com/office/2019/extlst" xmlns:r="http://schemas.openxmlformats.org/officeDocument/2006/relationships" xmlns:m="http://schemas.openxmlformats.org/officeDocument/2006/math" xmlns:v="urn:schemas-microsoft-com:vml" xmlns:wp14="http://schemas.microsoft.com/office/word/2010/wordprocessingDrawing" xmlns:wp="http://schemas.openxmlformats.org/drawingml/2006/wordprocessingDrawing" xmlns:w10="urn:schemas-microsoft-com:office:word" xmlns:w="http://schemas.openxmlformats.org/wordprocessingml/2006/main" xmlns:w14="http://schemas.microsoft.com/office/word/2010/wordml" xmlns:w15="http://schemas.microsoft.com/office/word/2012/wordml" xmlns:w16cex="http://schemas.microsoft.com/office/word/2018/wordml/cex" xmlns:w16cid="http://schemas.microsoft.com/office/word/2016/wordml/cid" xmlns:w16="http://schemas.microsoft.com/office/word/2018/wordml" xmlns:w16du="http://schemas.microsoft.com/office/word/2023/wordml/word16du" xmlns:w16sdtdh="http://schemas.microsoft.com/office/word/2020/wordml/sdtdatahash" xmlns:w16sdtfl="http://schemas.microsoft.com/office/word/2024/wordml/sdtformatlock" xmlns:w16se="http://schemas.microsoft.com/office/word/2015/wordml/symex" xmlns:wpg="http://schemas.microsoft.com/office/word/2010/wordprocessingGroup" xmlns:wpi="http://schemas.microsoft.com/office/word/2010/wordprocessingInk" xmlns:wne="http://schemas.microsoft.com/office/word/2006/wordml" xmlns:wps="http://schemas.microsoft.com/office/word/2010/wordprocessingShape" mc:Ignorable="w14 w15 w16se w16cid w16 w16cex w16sdtdh w16sdtfl w16du wp14">
+<w:numbering xmlns:wpc="http://schemas.microsoft.com/office/word/2010/wordprocessingCanvas" xmlns:cx="http://schemas.microsoft.com/office/drawing/2014/chartex" xmlns:cx1="http://schemas.microsoft.com/office/drawing/2015/9/8/chartex" xmlns:cx2="http://schemas.microsoft.com/office/drawing/2015/10/21/chartex" xmlns:cx3="http://schemas.microsoft.com/office/drawing/2016/5/9/chartex" xmlns:cx4="http://schemas.microsoft.com/office/drawing/2016/5/10/chartex" xmlns:cx5="http://schemas.microsoft.com/office/drawing/2016/5/11/chartex" xmlns:cx6="http://schemas.microsoft.com/office/drawing/2016/5/12/chartex" xmlns:cx7="http://schemas.microsoft.com/office/drawing/2016/5/13/chartex" xmlns:cx8="http://schemas.microsoft.com/office/drawing/2016/5/14/chartex" xmlns:mc="http://schemas.openxmlformats.org/markup-compatibility/2006" xmlns:aink="http://schemas.microsoft.com/office/drawing/2016/ink" xmlns:am3d="http://schemas.microsoft.com/office/drawing/2017/model3d" xmlns:o="urn:schemas-microsoft-com:office:office" xmlns:r="http://schemas.openxmlformats.org/officeDocument/2006/relationships" xmlns:m="http://schemas.openxmlformats.org/officeDocument/2006/math" xmlns:v="urn:schemas-microsoft-com:vml" xmlns:wp14="http://schemas.microsoft.com/office/word/2010/wordprocessingDrawing" xmlns:wp="http://schemas.openxmlformats.org/drawingml/2006/wordprocessingDrawing" xmlns:w10="urn:schemas-microsoft-com:office:word" xmlns:w="http://schemas.openxmlformats.org/wordprocessingml/2006/main" xmlns:w14="http://schemas.microsoft.com/office/word/2010/wordml" xmlns:w15="http://schemas.microsoft.com/office/word/2012/wordml" xmlns:w16cex="http://schemas.microsoft.com/office/word/2018/wordml/cex" xmlns:w16cid="http://schemas.microsoft.com/office/word/2016/wordml/cid" xmlns:w16="http://schemas.microsoft.com/office/word/2018/wordml" xmlns:w16sdtdh="http://schemas.microsoft.com/office/word/2020/wordml/sdtdatahash" xmlns:w16se="http://schemas.microsoft.com/office/word/2015/wordml/symex" xmlns:wpg="http://schemas.microsoft.com/office/word/2010/wordprocessingGroup" xmlns:wpi="http://schemas.microsoft.com/office/word/2010/wordprocessingInk" xmlns:wne="http://schemas.microsoft.com/office/word/2006/wordml" xmlns:wps="http://schemas.microsoft.com/office/word/2010/wordprocessingShape" mc:Ignorable="w14 w15 w16se w16cid w16 w16cex w16sdtdh wp14">
   <w:abstractNum w:abstractNumId="0" w15:restartNumberingAfterBreak="0">
     <w:nsid w:val="244476A6"/>
     <w:multiLevelType w:val="multilevel"/>
@@ -558,17 +595,17 @@
       </w:pPr>
     </w:lvl>
   </w:abstractNum>
-  <w:num w:numId="1" w16cid:durableId="1195770490">
+  <w:num w:numId="1">
     <w:abstractNumId w:val="0"/>
   </w:num>
-  <w:num w:numId="2" w16cid:durableId="1271283694">
+  <w:num w:numId="2">
     <w:abstractNumId w:val="1"/>
   </w:num>
 </w:numbering>
 </file>
 
 <file path=word/styles.xml><?xml version="1.0" encoding="utf-8"?>
-<w:styles xmlns:mc="http://schemas.openxmlformats.org/markup-compatibility/2006" xmlns:r="http://schemas.openxmlformats.org/officeDocument/2006/relationships" xmlns:w="http://schemas.openxmlformats.org/wordprocessingml/2006/main" xmlns:w14="http://schemas.microsoft.com/office/word/2010/wordml" xmlns:w15="http://schemas.microsoft.com/office/word/2012/wordml" xmlns:w16cex="http://schemas.microsoft.com/office/word/2018/wordml/cex" xmlns:w16cid="http://schemas.microsoft.com/office/word/2016/wordml/cid" xmlns:w16="http://schemas.microsoft.com/office/word/2018/wordml" xmlns:w16du="http://schemas.microsoft.com/office/word/2023/wordml/word16du" xmlns:w16sdtdh="http://schemas.microsoft.com/office/word/2020/wordml/sdtdatahash" xmlns:w16sdtfl="http://schemas.microsoft.com/office/word/2024/wordml/sdtformatlock" xmlns:w16se="http://schemas.microsoft.com/office/word/2015/wordml/symex" mc:Ignorable="w14 w15 w16se w16cid w16 w16cex w16sdtdh w16sdtfl w16du">
+<w:styles xmlns:mc="http://schemas.openxmlformats.org/markup-compatibility/2006" xmlns:r="http://schemas.openxmlformats.org/officeDocument/2006/relationships" xmlns:w="http://schemas.openxmlformats.org/wordprocessingml/2006/main" xmlns:w14="http://schemas.microsoft.com/office/word/2010/wordml" xmlns:w15="http://schemas.microsoft.com/office/word/2012/wordml" xmlns:w16cex="http://schemas.microsoft.com/office/word/2018/wordml/cex" xmlns:w16cid="http://schemas.microsoft.com/office/word/2016/wordml/cid" xmlns:w16="http://schemas.microsoft.com/office/word/2018/wordml" xmlns:w16sdtdh="http://schemas.microsoft.com/office/word/2020/wordml/sdtdatahash" xmlns:w16se="http://schemas.microsoft.com/office/word/2015/wordml/symex" mc:Ignorable="w14 w15 w16se w16cid w16 w16cex w16sdtdh">
   <w:docDefaults>
     <w:rPrDefault>
       <w:rPr>
